--- a/cgs_ai/docs/cgs_ai_Lite_Pipeline_OnePager.docx
+++ b/cgs_ai/docs/cgs_ai_Lite_Pipeline_OnePager.docx
@@ -155,7 +155,7 @@
           <w:rFonts w:ascii="Consolas" w:hAnsi="Consolas"/>
           <w:sz w:val="16"/>
         </w:rPr>
-        <w:t xml:space="preserve">runpy.run_path(SHARE + r"\src\py\lite\__init__.py", run_name="__init__")</w:t>
+        <w:t xml:space="preserve">runpy.run_path(SHARE + r"\src\py\lite\cgs_ai\__init__.py", run_name="__init__")</w:t>
       </w:r>
       <w:r>
         <w:rPr>
